--- a/reports/Отчет_по_заданиям_1_и_2.docx
+++ b/reports/Отчет_по_заданиям_1_и_2.docx
@@ -869,14 +869,10 @@
       <w:pPr>
         <w:pStyle w:val="1"/>
         <w:jc w:val="left"/>
-        <w:rPr>
-          <w:lang w:val="ru-RU"/>
-        </w:rPr>
       </w:pPr>
       <w:r>
         <w:rPr>
           <w:rFonts w:ascii="Times New Roman" w:eastAsia="Times New Roman" w:hAnsi="Times New Roman"/>
-          <w:lang w:val="ru-RU"/>
         </w:rPr>
         <w:lastRenderedPageBreak/>
         <w:t>1. Описание прикладной области</w:t>
@@ -893,13 +889,7 @@
         <w:rPr>
           <w:lang w:val="ru-RU"/>
         </w:rPr>
-        <w:t>Прикладная область работы — автоматизированный анализ анкетных данных, отражающих психологическое состояние респондентов. В качестве предметной области рассматривается оценка выраженности депрессии, тревожно</w:t>
-      </w:r>
-      <w:r>
-        <w:rPr>
-          <w:lang w:val="ru-RU"/>
-        </w:rPr>
-        <w:t xml:space="preserve">сти и стресса по ответам на вопросы методики </w:t>
+        <w:t xml:space="preserve">Прикладная область работы — автоматизированный анализ анкетных данных, отражающих психологическое состояние респондентов. В качестве предметной области рассматривается оценка выраженности депрессии, тревожности и стресса по ответам на вопросы методики </w:t>
       </w:r>
       <w:r>
         <w:t>DASS</w:t>
@@ -922,19 +912,7 @@
         <w:rPr>
           <w:lang w:val="ru-RU"/>
         </w:rPr>
-        <w:t>Без компьютерной автоматизации такие данные обычно анализируются вручную: подсчитываются баллы по шкалам, затем специалист относит результат к определённому уровню выраженности. При большом количестве р</w:t>
-      </w:r>
-      <w:r>
-        <w:rPr>
-          <w:lang w:val="ru-RU"/>
-        </w:rPr>
-        <w:t>еспондентов такой подход становится трудоёмким и менее удобным для повторного анализа. Поэтому задачу можно формализовать как задачу машинного обучения: по набору числовых признаков автоматически определить уровень состояния или найти группы похожих объект</w:t>
-      </w:r>
-      <w:r>
-        <w:rPr>
-          <w:lang w:val="ru-RU"/>
-        </w:rPr>
-        <w:t>ов.</w:t>
+        <w:t>Без компьютерной автоматизации такие данные обычно анализируются вручную: подсчитываются баллы по шкалам, затем специалист относит результат к определённому уровню выраженности. При большом количестве респондентов такой подход становится трудоёмким и менее удобным для повторного анализа. Поэтому задачу можно формализовать как задачу машинного обучения: по набору числовых признаков автоматически определить уровень состояния или найти группы похожих объектов.</w:t>
       </w:r>
     </w:p>
     <w:p>
@@ -948,7 +926,16 @@
         <w:rPr>
           <w:lang w:val="ru-RU"/>
         </w:rPr>
-        <w:t xml:space="preserve">В исходном задании в качестве примера использовались сетевые атаки, однако в выданных файлах находился </w:t>
+        <w:t xml:space="preserve">В качестве темы была выбрана задача классификации и кластеризации данных </w:t>
+      </w:r>
+      <w:r>
+        <w:t>DASS</w:t>
+      </w:r>
+      <w:r>
+        <w:rPr>
+          <w:lang w:val="ru-RU"/>
+        </w:rPr>
+        <w:t xml:space="preserve">-42. Выбор темы обусловлен тем, что </w:t>
       </w:r>
       <w:proofErr w:type="spellStart"/>
       <w:r>
@@ -962,36 +949,21 @@
         <w:rPr>
           <w:lang w:val="ru-RU"/>
         </w:rPr>
-        <w:t xml:space="preserve"> </w:t>
-      </w:r>
-      <w:r>
-        <w:t>DASS</w:t>
-      </w:r>
+        <w:t xml:space="preserve"> содержит большое количество объектов, числовые признаки и несколько классов, что позволяет не ограничиваться бинарным разделением, а доработать модель до </w:t>
+      </w:r>
+      <w:proofErr w:type="spellStart"/>
       <w:r>
         <w:rPr>
           <w:lang w:val="ru-RU"/>
         </w:rPr>
-        <w:t xml:space="preserve">-42. Поэтому логика задания сохранена: вместо бинарного деления выполняется </w:t>
-      </w:r>
-      <w:proofErr w:type="spellStart"/>
+        <w:t>многоклассовой</w:t>
+      </w:r>
+      <w:proofErr w:type="spellEnd"/>
       <w:r>
         <w:rPr>
           <w:lang w:val="ru-RU"/>
         </w:rPr>
-        <w:t>многоклассовая</w:t>
-      </w:r>
-      <w:proofErr w:type="spellEnd"/>
-      <w:r>
-        <w:rPr>
-          <w:lang w:val="ru-RU"/>
-        </w:rPr>
-        <w:t xml:space="preserve"> классификация, а затем кластеризация без испол</w:t>
-      </w:r>
-      <w:r>
-        <w:rPr>
-          <w:lang w:val="ru-RU"/>
-        </w:rPr>
-        <w:t>ьзования меток.</w:t>
+        <w:t xml:space="preserve"> классификации.</w:t>
       </w:r>
     </w:p>
     <w:p>
@@ -1057,13 +1029,7 @@
         <w:rPr>
           <w:lang w:val="ru-RU"/>
         </w:rPr>
-        <w:t>, временными параметрами прохождения теста, демографиче</w:t>
-      </w:r>
-      <w:r>
-        <w:rPr>
-          <w:lang w:val="ru-RU"/>
-        </w:rPr>
-        <w:t>скими признаками и дополнительными числовыми показателями.</w:t>
+        <w:t>, временными параметрами прохождения теста, демографическими признаками и дополнительными числовыми показателями.</w:t>
       </w:r>
     </w:p>
     <w:p>
@@ -1091,13 +1057,14 @@
         <w:rPr>
           <w:lang w:val="ru-RU"/>
         </w:rPr>
-        <w:t xml:space="preserve"> классификация. Необходимо построить модель, которая по признакам объекта определяет одну из пяти меток: норма, лёгкий уровень, умеренный уровень, тяжёлый </w:t>
+        <w:t xml:space="preserve"> классификация. Необходимо построить и доработать модель, которая по признакам объекта определяет одну из пяти меток: норма, лёгкий уровень, умеренный уровень, тяжёлый уровень, крайне </w:t>
       </w:r>
       <w:r>
         <w:rPr>
           <w:lang w:val="ru-RU"/>
         </w:rPr>
-        <w:t xml:space="preserve">уровень, крайне тяжёлый уровень. Целевой характеристикой является уровень состояния, рассчитанный по суммарным баллам </w:t>
+        <w:lastRenderedPageBreak/>
+        <w:t xml:space="preserve">тяжёлый уровень. Целевой характеристикой является уровень состояния, рассчитанный по суммарным баллам шкал </w:t>
       </w:r>
       <w:r>
         <w:t>DASS</w:t>
@@ -1120,7 +1087,6 @@
         <w:rPr>
           <w:lang w:val="ru-RU"/>
         </w:rPr>
-        <w:lastRenderedPageBreak/>
         <w:t xml:space="preserve">Вторая задача — кластеризация. Для неё из данных удаляется целевая метка, после чего алгоритм </w:t>
       </w:r>
       <w:r>
@@ -1139,13 +1105,7 @@
         <w:rPr>
           <w:lang w:val="ru-RU"/>
         </w:rPr>
-        <w:t xml:space="preserve"> должен самостоятельно разделит</w:t>
-      </w:r>
-      <w:r>
-        <w:rPr>
-          <w:lang w:val="ru-RU"/>
-        </w:rPr>
-        <w:t>ь объекты на группы. После этого найденные кластеры сравниваются с реальными классами, чтобы оценить, насколько хорошо алгоритм обнаружил структуру данных без правильных ответов.</w:t>
+        <w:t xml:space="preserve"> должен самостоятельно разделить объекты на группы. После этого найденные кластеры сравниваются с реальными классами, чтобы оценить, насколько хорошо алгоритм обнаружил структуру данных без правильных ответов.</w:t>
       </w:r>
     </w:p>
     <w:p>
@@ -1173,13 +1133,7 @@
         <w:rPr>
           <w:lang w:val="ru-RU"/>
         </w:rPr>
-        <w:t>– формат признаков: числ</w:t>
-      </w:r>
-      <w:r>
-        <w:rPr>
-          <w:lang w:val="ru-RU"/>
-        </w:rPr>
-        <w:t>овой вектор признаков;</w:t>
+        <w:t>– формат признаков: числовой вектор признаков;</w:t>
       </w:r>
     </w:p>
     <w:p>
@@ -1231,7 +1185,23 @@
       </w:r>
       <w:proofErr w:type="spellEnd"/>
       <w:r>
-        <w:t>: accuracy, balanced accuracy, F1-score, матрица ошибок, silhouette score, purity.</w:t>
+        <w:t xml:space="preserve">: accuracy, balanced accuracy, F1-score, </w:t>
+      </w:r>
+      <w:proofErr w:type="spellStart"/>
+      <w:r>
+        <w:t>матрица</w:t>
+      </w:r>
+      <w:proofErr w:type="spellEnd"/>
+      <w:r>
+        <w:t xml:space="preserve"> </w:t>
+      </w:r>
+      <w:proofErr w:type="spellStart"/>
+      <w:r>
+        <w:t>ошибок</w:t>
+      </w:r>
+      <w:proofErr w:type="spellEnd"/>
+      <w:r>
+        <w:t>, silhouette score, purity.</w:t>
       </w:r>
     </w:p>
     <w:p>
@@ -1255,14 +1225,7 @@
           <w:rFonts w:ascii="Times New Roman" w:eastAsia="Times New Roman" w:hAnsi="Times New Roman"/>
           <w:lang w:val="ru-RU"/>
         </w:rPr>
-        <w:t>д</w:t>
-      </w:r>
-      <w:r>
-        <w:rPr>
-          <w:rFonts w:ascii="Times New Roman" w:eastAsia="Times New Roman" w:hAnsi="Times New Roman"/>
-          <w:lang w:val="ru-RU"/>
-        </w:rPr>
-        <w:t>атасеты</w:t>
+        <w:t>датасеты</w:t>
       </w:r>
       <w:proofErr w:type="spellEnd"/>
     </w:p>
@@ -1277,7 +1240,30 @@
         <w:rPr>
           <w:lang w:val="ru-RU"/>
         </w:rPr>
-        <w:t xml:space="preserve">Исходные данные представлены в файле </w:t>
+        <w:t xml:space="preserve">Для исследования выбран открытый </w:t>
+      </w:r>
+      <w:proofErr w:type="spellStart"/>
+      <w:r>
+        <w:rPr>
+          <w:lang w:val="ru-RU"/>
+        </w:rPr>
+        <w:t>датасет</w:t>
+      </w:r>
+      <w:proofErr w:type="spellEnd"/>
+      <w:r>
+        <w:rPr>
+          <w:lang w:val="ru-RU"/>
+        </w:rPr>
+        <w:t xml:space="preserve"> </w:t>
+      </w:r>
+      <w:r>
+        <w:t>DASS</w:t>
+      </w:r>
+      <w:r>
+        <w:rPr>
+          <w:lang w:val="ru-RU"/>
+        </w:rPr>
+        <w:t xml:space="preserve">-42, представленный в проекте файлом </w:t>
       </w:r>
       <w:r>
         <w:t>data</w:t>
@@ -1342,13 +1328,7 @@
         <w:rPr>
           <w:lang w:val="ru-RU"/>
         </w:rPr>
-        <w:t xml:space="preserve"> как исходная копия д</w:t>
-      </w:r>
-      <w:r>
-        <w:rPr>
-          <w:lang w:val="ru-RU"/>
-        </w:rPr>
-        <w:t>анных.</w:t>
+        <w:t xml:space="preserve"> как исходная копия данных.</w:t>
       </w:r>
     </w:p>
     <w:p>
@@ -1387,7 +1367,23 @@
           <w:b/>
           <w:sz w:val="24"/>
         </w:rPr>
-        <w:t xml:space="preserve"> характеристика датасета</w:t>
+        <w:t xml:space="preserve"> </w:t>
+      </w:r>
+      <w:proofErr w:type="spellStart"/>
+      <w:r>
+        <w:rPr>
+          <w:b/>
+          <w:sz w:val="24"/>
+        </w:rPr>
+        <w:t>характеристика</w:t>
+      </w:r>
+      <w:proofErr w:type="spellEnd"/>
+      <w:r>
+        <w:rPr>
+          <w:b/>
+          <w:sz w:val="24"/>
+        </w:rPr>
+        <w:t xml:space="preserve"> датасета</w:t>
       </w:r>
     </w:p>
     <w:tbl>
@@ -1423,6 +1419,7 @@
               <w:ind w:firstLine="0"/>
               <w:jc w:val="center"/>
             </w:pPr>
+            <w:proofErr w:type="spellStart"/>
             <w:r>
               <w:rPr>
                 <w:b/>
@@ -1430,6 +1427,7 @@
               </w:rPr>
               <w:t>Параметр</w:t>
             </w:r>
+            <w:proofErr w:type="spellEnd"/>
           </w:p>
         </w:tc>
         <w:tc>
@@ -1443,6 +1441,7 @@
               <w:ind w:firstLine="0"/>
               <w:jc w:val="center"/>
             </w:pPr>
+            <w:proofErr w:type="spellStart"/>
             <w:r>
               <w:rPr>
                 <w:b/>
@@ -1450,6 +1449,7 @@
               </w:rPr>
               <w:t>Значение</w:t>
             </w:r>
+            <w:proofErr w:type="spellEnd"/>
           </w:p>
         </w:tc>
       </w:tr>
@@ -1467,11 +1467,19 @@
               <w:ind w:firstLine="0"/>
               <w:jc w:val="left"/>
             </w:pPr>
+            <w:proofErr w:type="spellStart"/>
             <w:r>
               <w:rPr>
                 <w:sz w:val="24"/>
               </w:rPr>
-              <w:t>Название датасета</w:t>
+              <w:t>Название</w:t>
+            </w:r>
+            <w:proofErr w:type="spellEnd"/>
+            <w:r>
+              <w:rPr>
+                <w:sz w:val="24"/>
+              </w:rPr>
+              <w:t xml:space="preserve"> датасета</w:t>
             </w:r>
           </w:p>
         </w:tc>
@@ -1508,12 +1516,28 @@
               <w:ind w:firstLine="0"/>
               <w:jc w:val="left"/>
             </w:pPr>
+            <w:proofErr w:type="spellStart"/>
             <w:r>
               <w:rPr>
                 <w:sz w:val="24"/>
               </w:rPr>
-              <w:t>Источник в проекте</w:t>
-            </w:r>
+              <w:t>Источник</w:t>
+            </w:r>
+            <w:proofErr w:type="spellEnd"/>
+            <w:r>
+              <w:rPr>
+                <w:sz w:val="24"/>
+              </w:rPr>
+              <w:t xml:space="preserve"> в </w:t>
+            </w:r>
+            <w:proofErr w:type="spellStart"/>
+            <w:r>
+              <w:rPr>
+                <w:sz w:val="24"/>
+              </w:rPr>
+              <w:t>проекте</w:t>
+            </w:r>
+            <w:proofErr w:type="spellEnd"/>
           </w:p>
         </w:tc>
         <w:tc>
@@ -1549,12 +1573,14 @@
               <w:ind w:firstLine="0"/>
               <w:jc w:val="left"/>
             </w:pPr>
+            <w:proofErr w:type="spellStart"/>
             <w:r>
               <w:rPr>
                 <w:sz w:val="24"/>
               </w:rPr>
               <w:t>Формат</w:t>
             </w:r>
+            <w:proofErr w:type="spellEnd"/>
           </w:p>
         </w:tc>
         <w:tc>
@@ -1571,8 +1597,30 @@
               <w:rPr>
                 <w:sz w:val="24"/>
               </w:rPr>
-              <w:t>CSV, табличные данные</w:t>
-            </w:r>
+              <w:t xml:space="preserve">CSV, </w:t>
+            </w:r>
+            <w:proofErr w:type="spellStart"/>
+            <w:r>
+              <w:rPr>
+                <w:sz w:val="24"/>
+              </w:rPr>
+              <w:t>табличные</w:t>
+            </w:r>
+            <w:proofErr w:type="spellEnd"/>
+            <w:r>
+              <w:rPr>
+                <w:sz w:val="24"/>
+              </w:rPr>
+              <w:t xml:space="preserve"> </w:t>
+            </w:r>
+            <w:proofErr w:type="spellStart"/>
+            <w:r>
+              <w:rPr>
+                <w:sz w:val="24"/>
+              </w:rPr>
+              <w:t>данные</w:t>
+            </w:r>
+            <w:proofErr w:type="spellEnd"/>
           </w:p>
         </w:tc>
       </w:tr>
@@ -1590,12 +1638,29 @@
               <w:ind w:firstLine="0"/>
               <w:jc w:val="left"/>
             </w:pPr>
+            <w:proofErr w:type="spellStart"/>
             <w:r>
               <w:rPr>
                 <w:sz w:val="24"/>
               </w:rPr>
-              <w:t>Количество строк</w:t>
-            </w:r>
+              <w:lastRenderedPageBreak/>
+              <w:t>Количество</w:t>
+            </w:r>
+            <w:proofErr w:type="spellEnd"/>
+            <w:r>
+              <w:rPr>
+                <w:sz w:val="24"/>
+              </w:rPr>
+              <w:t xml:space="preserve"> </w:t>
+            </w:r>
+            <w:proofErr w:type="spellStart"/>
+            <w:r>
+              <w:rPr>
+                <w:sz w:val="24"/>
+              </w:rPr>
+              <w:t>строк</w:t>
+            </w:r>
+            <w:proofErr w:type="spellEnd"/>
           </w:p>
         </w:tc>
         <w:tc>
@@ -1631,12 +1696,42 @@
               <w:ind w:firstLine="0"/>
               <w:jc w:val="left"/>
             </w:pPr>
+            <w:proofErr w:type="spellStart"/>
             <w:r>
               <w:rPr>
                 <w:sz w:val="24"/>
               </w:rPr>
-              <w:t>Количество исходных столбцов</w:t>
-            </w:r>
+              <w:t>Количество</w:t>
+            </w:r>
+            <w:proofErr w:type="spellEnd"/>
+            <w:r>
+              <w:rPr>
+                <w:sz w:val="24"/>
+              </w:rPr>
+              <w:t xml:space="preserve"> </w:t>
+            </w:r>
+            <w:proofErr w:type="spellStart"/>
+            <w:r>
+              <w:rPr>
+                <w:sz w:val="24"/>
+              </w:rPr>
+              <w:t>исходных</w:t>
+            </w:r>
+            <w:proofErr w:type="spellEnd"/>
+            <w:r>
+              <w:rPr>
+                <w:sz w:val="24"/>
+              </w:rPr>
+              <w:t xml:space="preserve"> </w:t>
+            </w:r>
+            <w:proofErr w:type="spellStart"/>
+            <w:r>
+              <w:rPr>
+                <w:sz w:val="24"/>
+              </w:rPr>
+              <w:t>столбцов</w:t>
+            </w:r>
+            <w:proofErr w:type="spellEnd"/>
           </w:p>
         </w:tc>
         <w:tc>
@@ -1672,19 +1767,56 @@
               <w:ind w:firstLine="0"/>
               <w:jc w:val="left"/>
             </w:pPr>
+            <w:proofErr w:type="spellStart"/>
             <w:r>
               <w:rPr>
                 <w:sz w:val="24"/>
               </w:rPr>
-              <w:lastRenderedPageBreak/>
-              <w:t xml:space="preserve">Количество </w:t>
-            </w:r>
+              <w:t>Количество</w:t>
+            </w:r>
+            <w:proofErr w:type="spellEnd"/>
             <w:r>
               <w:rPr>
                 <w:sz w:val="24"/>
               </w:rPr>
-              <w:t>признаков, использованных моделью</w:t>
-            </w:r>
+              <w:t xml:space="preserve"> </w:t>
+            </w:r>
+            <w:proofErr w:type="spellStart"/>
+            <w:r>
+              <w:rPr>
+                <w:sz w:val="24"/>
+              </w:rPr>
+              <w:t>признаков</w:t>
+            </w:r>
+            <w:proofErr w:type="spellEnd"/>
+            <w:r>
+              <w:rPr>
+                <w:sz w:val="24"/>
+              </w:rPr>
+              <w:t xml:space="preserve">, </w:t>
+            </w:r>
+            <w:proofErr w:type="spellStart"/>
+            <w:r>
+              <w:rPr>
+                <w:sz w:val="24"/>
+              </w:rPr>
+              <w:t>использованных</w:t>
+            </w:r>
+            <w:proofErr w:type="spellEnd"/>
+            <w:r>
+              <w:rPr>
+                <w:sz w:val="24"/>
+              </w:rPr>
+              <w:t xml:space="preserve"> </w:t>
+            </w:r>
+            <w:proofErr w:type="spellStart"/>
+            <w:r>
+              <w:rPr>
+                <w:sz w:val="24"/>
+              </w:rPr>
+              <w:t>моделью</w:t>
+            </w:r>
+            <w:proofErr w:type="spellEnd"/>
           </w:p>
         </w:tc>
         <w:tc>
@@ -1720,12 +1852,42 @@
               <w:ind w:firstLine="0"/>
               <w:jc w:val="left"/>
             </w:pPr>
+            <w:proofErr w:type="spellStart"/>
             <w:r>
               <w:rPr>
                 <w:sz w:val="24"/>
               </w:rPr>
-              <w:t>Количество целевых классов</w:t>
-            </w:r>
+              <w:t>Количество</w:t>
+            </w:r>
+            <w:proofErr w:type="spellEnd"/>
+            <w:r>
+              <w:rPr>
+                <w:sz w:val="24"/>
+              </w:rPr>
+              <w:t xml:space="preserve"> </w:t>
+            </w:r>
+            <w:proofErr w:type="spellStart"/>
+            <w:r>
+              <w:rPr>
+                <w:sz w:val="24"/>
+              </w:rPr>
+              <w:t>целевых</w:t>
+            </w:r>
+            <w:proofErr w:type="spellEnd"/>
+            <w:r>
+              <w:rPr>
+                <w:sz w:val="24"/>
+              </w:rPr>
+              <w:t xml:space="preserve"> </w:t>
+            </w:r>
+            <w:proofErr w:type="spellStart"/>
+            <w:r>
+              <w:rPr>
+                <w:sz w:val="24"/>
+              </w:rPr>
+              <w:t>классов</w:t>
+            </w:r>
+            <w:proofErr w:type="spellEnd"/>
           </w:p>
         </w:tc>
         <w:tc>
@@ -1755,12 +1917,53 @@
         <w:ind w:firstLine="0"/>
         <w:jc w:val="center"/>
       </w:pPr>
+      <w:proofErr w:type="spellStart"/>
       <w:r>
         <w:rPr>
           <w:b/>
           <w:sz w:val="24"/>
         </w:rPr>
-        <w:t>Таблица 2 — Фрагмент исходного датасета</w:t>
+        <w:t>Таблица</w:t>
+      </w:r>
+      <w:proofErr w:type="spellEnd"/>
+      <w:r>
+        <w:rPr>
+          <w:b/>
+          <w:sz w:val="24"/>
+        </w:rPr>
+        <w:t xml:space="preserve"> 2 — </w:t>
+      </w:r>
+      <w:proofErr w:type="spellStart"/>
+      <w:r>
+        <w:rPr>
+          <w:b/>
+          <w:sz w:val="24"/>
+        </w:rPr>
+        <w:t>Фрагмент</w:t>
+      </w:r>
+      <w:proofErr w:type="spellEnd"/>
+      <w:r>
+        <w:rPr>
+          <w:b/>
+          <w:sz w:val="24"/>
+        </w:rPr>
+        <w:t xml:space="preserve"> </w:t>
+      </w:r>
+      <w:proofErr w:type="spellStart"/>
+      <w:r>
+        <w:rPr>
+          <w:b/>
+          <w:sz w:val="24"/>
+        </w:rPr>
+        <w:t>исходного</w:t>
+      </w:r>
+      <w:proofErr w:type="spellEnd"/>
+      <w:r>
+        <w:rPr>
+          <w:b/>
+          <w:sz w:val="24"/>
+        </w:rPr>
+        <w:t xml:space="preserve"> датасета</w:t>
       </w:r>
     </w:p>
     <w:tbl>
@@ -2482,20 +2685,79 @@
         <w:ind w:firstLine="0"/>
         <w:jc w:val="center"/>
       </w:pPr>
+      <w:proofErr w:type="spellStart"/>
       <w:r>
         <w:rPr>
           <w:b/>
           <w:sz w:val="24"/>
         </w:rPr>
-        <w:t xml:space="preserve">Таблица 3 — Распределение </w:t>
-      </w:r>
+        <w:t>Таблица</w:t>
+      </w:r>
+      <w:proofErr w:type="spellEnd"/>
       <w:r>
         <w:rPr>
           <w:b/>
           <w:sz w:val="24"/>
         </w:rPr>
-        <w:t>объектов по классам</w:t>
-      </w:r>
+        <w:t xml:space="preserve"> 3 — </w:t>
+      </w:r>
+      <w:proofErr w:type="spellStart"/>
+      <w:r>
+        <w:rPr>
+          <w:b/>
+          <w:sz w:val="24"/>
+        </w:rPr>
+        <w:t>Распределение</w:t>
+      </w:r>
+      <w:proofErr w:type="spellEnd"/>
+      <w:r>
+        <w:rPr>
+          <w:b/>
+          <w:sz w:val="24"/>
+        </w:rPr>
+        <w:t xml:space="preserve"> </w:t>
+      </w:r>
+      <w:proofErr w:type="spellStart"/>
+      <w:r>
+        <w:rPr>
+          <w:b/>
+          <w:sz w:val="24"/>
+        </w:rPr>
+        <w:t>объектов</w:t>
+      </w:r>
+      <w:proofErr w:type="spellEnd"/>
+      <w:r>
+        <w:rPr>
+          <w:b/>
+          <w:sz w:val="24"/>
+        </w:rPr>
+        <w:t xml:space="preserve"> </w:t>
+      </w:r>
+      <w:proofErr w:type="spellStart"/>
+      <w:r>
+        <w:rPr>
+          <w:b/>
+          <w:sz w:val="24"/>
+        </w:rPr>
+        <w:t>по</w:t>
+      </w:r>
+      <w:proofErr w:type="spellEnd"/>
+      <w:r>
+        <w:rPr>
+          <w:b/>
+          <w:sz w:val="24"/>
+        </w:rPr>
+        <w:t xml:space="preserve"> </w:t>
+      </w:r>
+      <w:proofErr w:type="spellStart"/>
+      <w:r>
+        <w:rPr>
+          <w:b/>
+          <w:sz w:val="24"/>
+        </w:rPr>
+        <w:t>классам</w:t>
+      </w:r>
+      <w:proofErr w:type="spellEnd"/>
     </w:p>
     <w:tbl>
       <w:tblPr>
@@ -2531,6 +2793,7 @@
               <w:ind w:firstLine="0"/>
               <w:jc w:val="center"/>
             </w:pPr>
+            <w:proofErr w:type="spellStart"/>
             <w:r>
               <w:rPr>
                 <w:b/>
@@ -2538,6 +2801,7 @@
               </w:rPr>
               <w:t>Класс</w:t>
             </w:r>
+            <w:proofErr w:type="spellEnd"/>
           </w:p>
         </w:tc>
         <w:tc>
@@ -2551,13 +2815,31 @@
               <w:ind w:firstLine="0"/>
               <w:jc w:val="center"/>
             </w:pPr>
+            <w:proofErr w:type="spellStart"/>
             <w:r>
               <w:rPr>
                 <w:b/>
                 <w:sz w:val="24"/>
               </w:rPr>
-              <w:t>Количество объектов</w:t>
-            </w:r>
+              <w:t>Количество</w:t>
+            </w:r>
+            <w:proofErr w:type="spellEnd"/>
+            <w:r>
+              <w:rPr>
+                <w:b/>
+                <w:sz w:val="24"/>
+              </w:rPr>
+              <w:t xml:space="preserve"> </w:t>
+            </w:r>
+            <w:proofErr w:type="spellStart"/>
+            <w:r>
+              <w:rPr>
+                <w:b/>
+                <w:sz w:val="24"/>
+              </w:rPr>
+              <w:t>объектов</w:t>
+            </w:r>
+            <w:proofErr w:type="spellEnd"/>
           </w:p>
         </w:tc>
         <w:tc>
@@ -2571,12 +2853,21 @@
               <w:ind w:firstLine="0"/>
               <w:jc w:val="center"/>
             </w:pPr>
+            <w:proofErr w:type="spellStart"/>
             <w:r>
               <w:rPr>
                 <w:b/>
                 <w:sz w:val="24"/>
               </w:rPr>
-              <w:t>Доля, %</w:t>
+              <w:t>Доля</w:t>
+            </w:r>
+            <w:proofErr w:type="spellEnd"/>
+            <w:r>
+              <w:rPr>
+                <w:b/>
+                <w:sz w:val="24"/>
+              </w:rPr>
+              <w:t>, %</w:t>
             </w:r>
           </w:p>
         </w:tc>
@@ -2595,12 +2886,14 @@
               <w:ind w:firstLine="0"/>
               <w:jc w:val="left"/>
             </w:pPr>
+            <w:proofErr w:type="spellStart"/>
             <w:r>
               <w:rPr>
                 <w:sz w:val="24"/>
               </w:rPr>
               <w:t>Норма</w:t>
             </w:r>
+            <w:proofErr w:type="spellEnd"/>
           </w:p>
         </w:tc>
         <w:tc>
@@ -2654,12 +2947,14 @@
               <w:ind w:firstLine="0"/>
               <w:jc w:val="left"/>
             </w:pPr>
+            <w:proofErr w:type="spellStart"/>
             <w:r>
               <w:rPr>
                 <w:sz w:val="24"/>
               </w:rPr>
               <w:t>Лёгкий</w:t>
             </w:r>
+            <w:proofErr w:type="spellEnd"/>
           </w:p>
         </w:tc>
         <w:tc>
@@ -2713,12 +3008,14 @@
               <w:ind w:firstLine="0"/>
               <w:jc w:val="left"/>
             </w:pPr>
+            <w:proofErr w:type="spellStart"/>
             <w:r>
               <w:rPr>
                 <w:sz w:val="24"/>
               </w:rPr>
               <w:t>Умеренный</w:t>
             </w:r>
+            <w:proofErr w:type="spellEnd"/>
           </w:p>
         </w:tc>
         <w:tc>
@@ -2772,12 +3069,14 @@
               <w:ind w:firstLine="0"/>
               <w:jc w:val="left"/>
             </w:pPr>
+            <w:proofErr w:type="spellStart"/>
             <w:r>
               <w:rPr>
                 <w:sz w:val="24"/>
               </w:rPr>
               <w:t>Тяжёлый</w:t>
             </w:r>
+            <w:proofErr w:type="spellEnd"/>
           </w:p>
         </w:tc>
         <w:tc>
@@ -2831,12 +3130,28 @@
               <w:ind w:firstLine="0"/>
               <w:jc w:val="left"/>
             </w:pPr>
+            <w:proofErr w:type="spellStart"/>
             <w:r>
               <w:rPr>
                 <w:sz w:val="24"/>
               </w:rPr>
-              <w:t>Крайне тяжёлый</w:t>
-            </w:r>
+              <w:t>Крайне</w:t>
+            </w:r>
+            <w:proofErr w:type="spellEnd"/>
+            <w:r>
+              <w:rPr>
+                <w:sz w:val="24"/>
+              </w:rPr>
+              <w:t xml:space="preserve"> </w:t>
+            </w:r>
+            <w:proofErr w:type="spellStart"/>
+            <w:r>
+              <w:rPr>
+                <w:sz w:val="24"/>
+              </w:rPr>
+              <w:t>тяжёлый</w:t>
+            </w:r>
+            <w:proofErr w:type="spellEnd"/>
           </w:p>
         </w:tc>
         <w:tc>
@@ -2890,12 +3205,14 @@
               <w:ind w:firstLine="0"/>
               <w:jc w:val="left"/>
             </w:pPr>
+            <w:proofErr w:type="spellStart"/>
             <w:r>
               <w:rPr>
                 <w:sz w:val="24"/>
               </w:rPr>
               <w:t>Итого</w:t>
             </w:r>
+            <w:proofErr w:type="spellEnd"/>
           </w:p>
         </w:tc>
         <w:tc>
@@ -2948,13 +3265,8 @@
         <w:rPr>
           <w:lang w:val="ru-RU"/>
         </w:rPr>
-        <w:t xml:space="preserve">Распределение классов неравномерное: наиболее представлен класс </w:t>
-      </w:r>
-      <w:r>
-        <w:rPr>
-          <w:lang w:val="ru-RU"/>
-        </w:rPr>
-        <w:t>«крайне тяжёлый». Поэтому для оценки классификации использовалась не только общая точность, но и метрики, учитывающие качество по разным классам.</w:t>
+        <w:lastRenderedPageBreak/>
+        <w:t>Распределение классов неравномерное: наиболее представлен класс «крайне тяжёлый». Поэтому для оценки классификации использовалась не только общая точность, но и метрики, учитывающие качество по разным классам.</w:t>
       </w:r>
     </w:p>
     <w:p>
@@ -2970,7 +3282,6 @@
           <w:rFonts w:ascii="Times New Roman" w:eastAsia="Times New Roman" w:hAnsi="Times New Roman"/>
           <w:lang w:val="ru-RU"/>
         </w:rPr>
-        <w:lastRenderedPageBreak/>
         <w:t>4. Алгоритм решения задачи машинного обучения</w:t>
       </w:r>
     </w:p>
@@ -2985,13 +3296,7 @@
         <w:rPr>
           <w:lang w:val="ru-RU"/>
         </w:rPr>
-        <w:t>Алгоритм решения состоит из двух независимых частей. Для классиф</w:t>
-      </w:r>
-      <w:r>
-        <w:rPr>
-          <w:lang w:val="ru-RU"/>
-        </w:rPr>
-        <w:t xml:space="preserve">икации выполняется загрузка данных, расчёт суммарных шкал </w:t>
+        <w:t xml:space="preserve">Алгоритм решения состоит из двух независимых частей. Для классификации выполняется загрузка данных, расчёт суммарных шкал </w:t>
       </w:r>
       <w:r>
         <w:t>DASS</w:t>
@@ -3027,13 +3332,7 @@
         <w:rPr>
           <w:lang w:val="ru-RU"/>
         </w:rPr>
-        <w:t xml:space="preserve"> и расчёт метрик каче</w:t>
-      </w:r>
-      <w:r>
-        <w:rPr>
-          <w:lang w:val="ru-RU"/>
-        </w:rPr>
-        <w:t>ства.</w:t>
+        <w:t xml:space="preserve"> и оценка качества. Доработка модели заключается в переходе от простой бинарной классификации к определению пяти конкретных классов состояния.</w:t>
       </w:r>
     </w:p>
     <w:p>
@@ -3074,13 +3373,7 @@
         <w:rPr>
           <w:lang w:val="ru-RU"/>
         </w:rPr>
-        <w:t>-визуализа</w:t>
-      </w:r>
-      <w:r>
-        <w:rPr>
-          <w:lang w:val="ru-RU"/>
-        </w:rPr>
-        <w:t>ция и выполняется сравнение кластеров с реальными классами.</w:t>
+        <w:t>-визуализация и выполняется сравнение кластеров с реальными классами.</w:t>
       </w:r>
     </w:p>
     <w:p>
@@ -3185,13 +3478,7 @@
         <w:rPr>
           <w:lang w:val="ru-RU"/>
         </w:rPr>
-        <w:t>– выходные рисунки кластеризации: 2 класт</w:t>
-      </w:r>
-      <w:r>
-        <w:rPr>
-          <w:lang w:val="ru-RU"/>
-        </w:rPr>
-        <w:t>еризация/</w:t>
+        <w:t>– выходные рисунки кластеризации: 2 кластеризация/</w:t>
       </w:r>
       <w:r>
         <w:t>figures</w:t>
@@ -3235,6 +3522,14 @@
     </w:p>
     <w:p>
       <w:pPr>
+        <w:spacing w:after="60"/>
+        <w:rPr>
+          <w:lang w:val="ru-RU"/>
+        </w:rPr>
+      </w:pPr>
+    </w:p>
+    <w:p>
+      <w:pPr>
         <w:spacing w:after="40"/>
         <w:ind w:firstLine="0"/>
         <w:jc w:val="center"/>
@@ -3245,6 +3540,7 @@
           <w:b/>
           <w:sz w:val="24"/>
         </w:rPr>
+        <w:lastRenderedPageBreak/>
         <w:t>Таблица</w:t>
       </w:r>
       <w:proofErr w:type="spellEnd"/>
@@ -3269,8 +3565,33 @@
           <w:b/>
           <w:sz w:val="24"/>
         </w:rPr>
-        <w:t xml:space="preserve"> качества классификации</w:t>
-      </w:r>
+        <w:t xml:space="preserve"> </w:t>
+      </w:r>
+      <w:proofErr w:type="spellStart"/>
+      <w:r>
+        <w:rPr>
+          <w:b/>
+          <w:sz w:val="24"/>
+        </w:rPr>
+        <w:t>качества</w:t>
+      </w:r>
+      <w:proofErr w:type="spellEnd"/>
+      <w:r>
+        <w:rPr>
+          <w:b/>
+          <w:sz w:val="24"/>
+        </w:rPr>
+        <w:t xml:space="preserve"> </w:t>
+      </w:r>
+      <w:proofErr w:type="spellStart"/>
+      <w:r>
+        <w:rPr>
+          <w:b/>
+          <w:sz w:val="24"/>
+        </w:rPr>
+        <w:t>классификации</w:t>
+      </w:r>
+      <w:proofErr w:type="spellEnd"/>
     </w:p>
     <w:tbl>
       <w:tblPr>
@@ -3305,6 +3626,7 @@
               <w:ind w:firstLine="0"/>
               <w:jc w:val="center"/>
             </w:pPr>
+            <w:proofErr w:type="spellStart"/>
             <w:r>
               <w:rPr>
                 <w:b/>
@@ -3312,6 +3634,7 @@
               </w:rPr>
               <w:t>Метрика</w:t>
             </w:r>
+            <w:proofErr w:type="spellEnd"/>
           </w:p>
         </w:tc>
         <w:tc>
@@ -3325,6 +3648,7 @@
               <w:ind w:firstLine="0"/>
               <w:jc w:val="center"/>
             </w:pPr>
+            <w:proofErr w:type="spellStart"/>
             <w:r>
               <w:rPr>
                 <w:b/>
@@ -3332,6 +3656,7 @@
               </w:rPr>
               <w:t>Значение</w:t>
             </w:r>
+            <w:proofErr w:type="spellEnd"/>
           </w:p>
         </w:tc>
       </w:tr>
@@ -3476,14 +3801,7 @@
               <w:rPr>
                 <w:sz w:val="24"/>
               </w:rPr>
-              <w:lastRenderedPageBreak/>
-              <w:t xml:space="preserve">F1 </w:t>
-            </w:r>
-            <w:r>
-              <w:rPr>
-                <w:sz w:val="24"/>
-              </w:rPr>
-              <w:t>weighted</w:t>
+              <w:t>F1 weighted</w:t>
             </w:r>
           </w:p>
         </w:tc>
@@ -3518,7 +3836,7 @@
           <w:noProof/>
         </w:rPr>
         <w:drawing>
-          <wp:inline distT="0" distB="0" distL="0" distR="0" wp14:anchorId="29CCB7BC" wp14:editId="2DB18196">
+          <wp:inline distT="0" distB="0" distL="0" distR="0" wp14:anchorId="00C727AB" wp14:editId="734978D3">
             <wp:extent cx="4752000" cy="2970000"/>
             <wp:effectExtent l="0" t="0" r="0" b="0"/>
             <wp:docPr id="1" name="Picture 1"/>
@@ -3560,12 +3878,56 @@
         <w:ind w:firstLine="0"/>
         <w:jc w:val="center"/>
       </w:pPr>
+      <w:proofErr w:type="spellStart"/>
       <w:r>
         <w:rPr>
           <w:sz w:val="24"/>
         </w:rPr>
-        <w:t>Рисунок 1 — Метрики качества классификации</w:t>
-      </w:r>
+        <w:t>Рисунок</w:t>
+      </w:r>
+      <w:proofErr w:type="spellEnd"/>
+      <w:r>
+        <w:rPr>
+          <w:sz w:val="24"/>
+        </w:rPr>
+        <w:t xml:space="preserve"> 1 — </w:t>
+      </w:r>
+      <w:proofErr w:type="spellStart"/>
+      <w:r>
+        <w:rPr>
+          <w:sz w:val="24"/>
+        </w:rPr>
+        <w:t>Метрики</w:t>
+      </w:r>
+      <w:proofErr w:type="spellEnd"/>
+      <w:r>
+        <w:rPr>
+          <w:sz w:val="24"/>
+        </w:rPr>
+        <w:t xml:space="preserve"> </w:t>
+      </w:r>
+      <w:proofErr w:type="spellStart"/>
+      <w:r>
+        <w:rPr>
+          <w:sz w:val="24"/>
+        </w:rPr>
+        <w:t>качества</w:t>
+      </w:r>
+      <w:proofErr w:type="spellEnd"/>
+      <w:r>
+        <w:rPr>
+          <w:sz w:val="24"/>
+        </w:rPr>
+        <w:t xml:space="preserve"> </w:t>
+      </w:r>
+      <w:proofErr w:type="spellStart"/>
+      <w:r>
+        <w:rPr>
+          <w:sz w:val="24"/>
+        </w:rPr>
+        <w:t>классификации</w:t>
+      </w:r>
+      <w:proofErr w:type="spellEnd"/>
     </w:p>
     <w:p>
       <w:pPr>
@@ -3576,8 +3938,9 @@
         <w:rPr>
           <w:noProof/>
         </w:rPr>
+        <w:lastRenderedPageBreak/>
         <w:drawing>
-          <wp:inline distT="0" distB="0" distL="0" distR="0" wp14:anchorId="0DC52C9D" wp14:editId="604D43B2">
+          <wp:inline distT="0" distB="0" distL="0" distR="0" wp14:anchorId="64AD2F36" wp14:editId="62F91A09">
             <wp:extent cx="4752000" cy="3564000"/>
             <wp:effectExtent l="0" t="0" r="0" b="0"/>
             <wp:docPr id="2" name="Picture 2"/>
@@ -3638,20 +4001,13 @@
         </w:rPr>
       </w:pPr>
       <w:r>
-        <w:lastRenderedPageBreak/>
         <w:t>Accuracy</w:t>
       </w:r>
       <w:r>
         <w:rPr>
           <w:lang w:val="ru-RU"/>
         </w:rPr>
-        <w:t xml:space="preserve"> составила 0,9026, то есть около 90,26 %. Основные ошибки возникают между соседними уровнями состояния, что объясняется их </w:t>
-      </w:r>
-      <w:r>
-        <w:rPr>
-          <w:lang w:val="ru-RU"/>
-        </w:rPr>
-        <w:t>близостью по значениям признаков.</w:t>
+        <w:t xml:space="preserve"> составила 0,9026, то есть около 90,26 %. Основные ошибки возникают между соседними уровнями состояния, что объясняется их близостью по значениям признаков.</w:t>
       </w:r>
     </w:p>
     <w:p>
@@ -3690,8 +4046,49 @@
           <w:b/>
           <w:sz w:val="24"/>
         </w:rPr>
-        <w:t xml:space="preserve"> важные признаки классификатора</w:t>
-      </w:r>
+        <w:t xml:space="preserve"> </w:t>
+      </w:r>
+      <w:proofErr w:type="spellStart"/>
+      <w:r>
+        <w:rPr>
+          <w:b/>
+          <w:sz w:val="24"/>
+        </w:rPr>
+        <w:t>важные</w:t>
+      </w:r>
+      <w:proofErr w:type="spellEnd"/>
+      <w:r>
+        <w:rPr>
+          <w:b/>
+          <w:sz w:val="24"/>
+        </w:rPr>
+        <w:t xml:space="preserve"> </w:t>
+      </w:r>
+      <w:proofErr w:type="spellStart"/>
+      <w:r>
+        <w:rPr>
+          <w:b/>
+          <w:sz w:val="24"/>
+        </w:rPr>
+        <w:t>признаки</w:t>
+      </w:r>
+      <w:proofErr w:type="spellEnd"/>
+      <w:r>
+        <w:rPr>
+          <w:b/>
+          <w:sz w:val="24"/>
+        </w:rPr>
+        <w:t xml:space="preserve"> </w:t>
+      </w:r>
+      <w:proofErr w:type="spellStart"/>
+      <w:r>
+        <w:rPr>
+          <w:b/>
+          <w:sz w:val="24"/>
+        </w:rPr>
+        <w:t>классификатора</w:t>
+      </w:r>
+      <w:proofErr w:type="spellEnd"/>
     </w:p>
     <w:tbl>
       <w:tblPr>
@@ -3727,6 +4124,7 @@
               <w:ind w:firstLine="0"/>
               <w:jc w:val="center"/>
             </w:pPr>
+            <w:proofErr w:type="spellStart"/>
             <w:r>
               <w:rPr>
                 <w:b/>
@@ -3734,6 +4132,7 @@
               </w:rPr>
               <w:t>Место</w:t>
             </w:r>
+            <w:proofErr w:type="spellEnd"/>
           </w:p>
         </w:tc>
         <w:tc>
@@ -3747,6 +4146,7 @@
               <w:ind w:firstLine="0"/>
               <w:jc w:val="center"/>
             </w:pPr>
+            <w:proofErr w:type="spellStart"/>
             <w:r>
               <w:rPr>
                 <w:b/>
@@ -3754,6 +4154,7 @@
               </w:rPr>
               <w:t>Признак</w:t>
             </w:r>
+            <w:proofErr w:type="spellEnd"/>
           </w:p>
         </w:tc>
         <w:tc>
@@ -3767,6 +4168,7 @@
               <w:ind w:firstLine="0"/>
               <w:jc w:val="center"/>
             </w:pPr>
+            <w:proofErr w:type="spellStart"/>
             <w:r>
               <w:rPr>
                 <w:b/>
@@ -3774,6 +4176,7 @@
               </w:rPr>
               <w:t>Важность</w:t>
             </w:r>
+            <w:proofErr w:type="spellEnd"/>
           </w:p>
         </w:tc>
       </w:tr>
@@ -4083,8 +4486,9 @@
         <w:rPr>
           <w:noProof/>
         </w:rPr>
+        <w:lastRenderedPageBreak/>
         <w:drawing>
-          <wp:inline distT="0" distB="0" distL="0" distR="0" wp14:anchorId="0F2AFA81" wp14:editId="7ED8DD7C">
+          <wp:inline distT="0" distB="0" distL="0" distR="0" wp14:anchorId="0968A8EF" wp14:editId="0F258E40">
             <wp:extent cx="4752000" cy="3696000"/>
             <wp:effectExtent l="0" t="0" r="0" b="0"/>
             <wp:docPr id="3" name="Picture 3"/>
@@ -4134,14 +4538,7 @@
           <w:sz w:val="24"/>
           <w:lang w:val="ru-RU"/>
         </w:rPr>
-        <w:t xml:space="preserve">Рисунок 3 — Важность признаков модели </w:t>
-      </w:r>
-      <w:r>
-        <w:rPr>
-          <w:sz w:val="24"/>
-          <w:lang w:val="ru-RU"/>
-        </w:rPr>
-        <w:t>классификации</w:t>
+        <w:t>Рисунок 3 — Важность признаков модели классификации</w:t>
       </w:r>
     </w:p>
     <w:p>
@@ -4155,7 +4552,6 @@
         <w:rPr>
           <w:lang w:val="ru-RU"/>
         </w:rPr>
-        <w:lastRenderedPageBreak/>
         <w:t xml:space="preserve">На втором этапе была выполнена кластеризация методом </w:t>
       </w:r>
       <w:r>
@@ -4572,8 +4968,9 @@
         <w:rPr>
           <w:noProof/>
         </w:rPr>
+        <w:lastRenderedPageBreak/>
         <w:drawing>
-          <wp:inline distT="0" distB="0" distL="0" distR="0" wp14:anchorId="60B5C7D8" wp14:editId="38C09597">
+          <wp:inline distT="0" distB="0" distL="0" distR="0" wp14:anchorId="2ECEF449" wp14:editId="547E4F7D">
             <wp:extent cx="4752000" cy="2640000"/>
             <wp:effectExtent l="0" t="0" r="0" b="0"/>
             <wp:docPr id="4" name="Picture 4"/>
@@ -4615,12 +5012,56 @@
         <w:ind w:firstLine="0"/>
         <w:jc w:val="center"/>
       </w:pPr>
+      <w:proofErr w:type="spellStart"/>
       <w:r>
         <w:rPr>
           <w:sz w:val="24"/>
         </w:rPr>
-        <w:t>Рисунок 4 — Подбор количества кластеров</w:t>
-      </w:r>
+        <w:t>Рисунок</w:t>
+      </w:r>
+      <w:proofErr w:type="spellEnd"/>
+      <w:r>
+        <w:rPr>
+          <w:sz w:val="24"/>
+        </w:rPr>
+        <w:t xml:space="preserve"> 4 — </w:t>
+      </w:r>
+      <w:proofErr w:type="spellStart"/>
+      <w:r>
+        <w:rPr>
+          <w:sz w:val="24"/>
+        </w:rPr>
+        <w:t>Подбор</w:t>
+      </w:r>
+      <w:proofErr w:type="spellEnd"/>
+      <w:r>
+        <w:rPr>
+          <w:sz w:val="24"/>
+        </w:rPr>
+        <w:t xml:space="preserve"> </w:t>
+      </w:r>
+      <w:proofErr w:type="spellStart"/>
+      <w:r>
+        <w:rPr>
+          <w:sz w:val="24"/>
+        </w:rPr>
+        <w:t>количества</w:t>
+      </w:r>
+      <w:proofErr w:type="spellEnd"/>
+      <w:r>
+        <w:rPr>
+          <w:sz w:val="24"/>
+        </w:rPr>
+        <w:t xml:space="preserve"> </w:t>
+      </w:r>
+      <w:proofErr w:type="spellStart"/>
+      <w:r>
+        <w:rPr>
+          <w:sz w:val="24"/>
+        </w:rPr>
+        <w:t>кластеров</w:t>
+      </w:r>
+      <w:proofErr w:type="spellEnd"/>
     </w:p>
     <w:p>
       <w:pPr>
@@ -4631,9 +5072,8 @@
         <w:rPr>
           <w:noProof/>
         </w:rPr>
-        <w:lastRenderedPageBreak/>
         <w:drawing>
-          <wp:inline distT="0" distB="0" distL="0" distR="0" wp14:anchorId="4F379FD1" wp14:editId="23FAE63A">
+          <wp:inline distT="0" distB="0" distL="0" distR="0" wp14:anchorId="0CBC4661" wp14:editId="2DE4B428">
             <wp:extent cx="4752000" cy="3696000"/>
             <wp:effectExtent l="0" t="0" r="0" b="0"/>
             <wp:docPr id="5" name="Picture 5"/>
@@ -4772,6 +5212,7 @@
               <w:ind w:firstLine="0"/>
               <w:jc w:val="center"/>
             </w:pPr>
+            <w:proofErr w:type="spellStart"/>
             <w:r>
               <w:rPr>
                 <w:b/>
@@ -4779,6 +5220,7 @@
               </w:rPr>
               <w:t>Значение</w:t>
             </w:r>
+            <w:proofErr w:type="spellEnd"/>
           </w:p>
         </w:tc>
       </w:tr>
@@ -4796,11 +5238,34 @@
               <w:ind w:firstLine="0"/>
               <w:jc w:val="left"/>
             </w:pPr>
+            <w:proofErr w:type="spellStart"/>
             <w:r>
               <w:rPr>
                 <w:sz w:val="24"/>
               </w:rPr>
-              <w:t>Лучшее k по silhouette</w:t>
+              <w:lastRenderedPageBreak/>
+              <w:t>Лучшее</w:t>
+            </w:r>
+            <w:proofErr w:type="spellEnd"/>
+            <w:r>
+              <w:rPr>
+                <w:sz w:val="24"/>
+              </w:rPr>
+              <w:t xml:space="preserve"> k </w:t>
+            </w:r>
+            <w:proofErr w:type="spellStart"/>
+            <w:r>
+              <w:rPr>
+                <w:sz w:val="24"/>
+              </w:rPr>
+              <w:t>по</w:t>
+            </w:r>
+            <w:proofErr w:type="spellEnd"/>
+            <w:r>
+              <w:rPr>
+                <w:sz w:val="24"/>
+              </w:rPr>
+              <w:t xml:space="preserve"> silhouette</w:t>
             </w:r>
           </w:p>
         </w:tc>
@@ -4967,9 +5432,8 @@
         <w:rPr>
           <w:noProof/>
         </w:rPr>
-        <w:lastRenderedPageBreak/>
         <w:drawing>
-          <wp:inline distT="0" distB="0" distL="0" distR="0" wp14:anchorId="6B5EF59E" wp14:editId="3501913B">
+          <wp:inline distT="0" distB="0" distL="0" distR="0" wp14:anchorId="39E02FDC" wp14:editId="6898CFC7">
             <wp:extent cx="4752000" cy="2851200"/>
             <wp:effectExtent l="0" t="0" r="0" b="0"/>
             <wp:docPr id="6" name="Picture 6"/>
@@ -5036,14 +5500,17 @@
         <w:rPr>
           <w:lang w:val="ru-RU"/>
         </w:rPr>
-        <w:t xml:space="preserve"> составила 0,7695. Это означает, что найденные кластеры примерно на 77 % совпали с </w:t>
-      </w:r>
-      <w:r>
+        <w:t xml:space="preserve"> составила 0,7695. Это означает, что найденные кластеры примерно на 77 % совпали с реальными классами. Классификация оказалась точнее, так как обучалась на размеченных данных, а кластеризация работала без правильных ответов.</w:t>
+      </w:r>
+    </w:p>
+    <w:p>
+      <w:pPr>
+        <w:pStyle w:val="1"/>
+        <w:jc w:val="left"/>
         <w:rPr>
           <w:lang w:val="ru-RU"/>
         </w:rPr>
-        <w:t>реальными классами. Классификация оказалась точнее, так как обучалась на размеченных данных, а кластеризация работала без правильных ответов.</w:t>
-      </w:r>
+      </w:pPr>
     </w:p>
     <w:sectPr>
       <w:pgSz w:w="12240" w:h="15840"/>
@@ -5543,11 +6010,6 @@
     <w:lsdException w:name="Book Title" w:uiPriority="33" w:qFormat="1"/>
     <w:lsdException w:name="Bibliography" w:semiHidden="1" w:uiPriority="37" w:unhideWhenUsed="1"/>
     <w:lsdException w:name="TOC Heading" w:semiHidden="1" w:uiPriority="39" w:unhideWhenUsed="1" w:qFormat="1"/>
-    <w:lsdException w:name="Plain Table 5" w:semiHidden="1" w:unhideWhenUsed="1"/>
-    <w:lsdException w:name="Grid Table Light" w:semiHidden="1" w:unhideWhenUsed="1"/>
-    <w:lsdException w:name="Grid Table 1 Light" w:semiHidden="1" w:unhideWhenUsed="1"/>
-    <w:lsdException w:name="Grid Table 2" w:semiHidden="1" w:unhideWhenUsed="1"/>
-    <w:lsdException w:name="Grid Table 3" w:semiHidden="1" w:unhideWhenUsed="1"/>
     <w:lsdException w:name="Grid Table 4" w:uiPriority="49"/>
     <w:lsdException w:name="Grid Table 5 Dark" w:uiPriority="50"/>
     <w:lsdException w:name="Grid Table 6 Colorful" w:uiPriority="51"/>
